--- a/exports/seven_layer_model_v1.0.docx
+++ b/exports/seven_layer_model_v1.0.docx
@@ -62,7 +62,7 @@
         <w:pStyle w:val="FirstParagraph"/>
       </w:pPr>
       <w:r>
-        <w:t xml:space="preserve">This model defines the architectural stack for the modernization efforts at . Each layer represents a functional domain, and the three UIAO pillars (Identity, Addressing, Overlay) are highlighted to show where vendor-specific integration occurs.</w:t>
+        <w:t xml:space="preserve">This model defines the architectural stack for the modernization efforts at Unified Identity-Addressing-Overlay Architecture. Each layer represents a functional domain, and the three UIAO pillars (Identity, Addressing, Overlay) are highlighted to show where vendor-specific integration occurs.</w:t>
       </w:r>
     </w:p>
     <w:p>
